--- a/flow/20230914_vu_template/drafts/2024-10-u/27-НД-18_ПП-Нестора-г1.docx
+++ b/flow/20230914_vu_template/drafts/2024-10-u/27-НД-18_ПП-Нестора-г1.docx
@@ -2916,7 +2916,7 @@
           <w:szCs w:val="24"/>
           <w:rtl w:val="0"/>
         </w:rPr>
-        <w:t xml:space="preserve">Виходить чоловік до свого діла,* і до своєї праці аж до вечора.</w:t>
+        <w:t>Виходить людина до свого діла,* і до своєї праці аж до вечора.</w:t>
       </w:r>
     </w:p>
     <w:p>
@@ -18149,7 +18149,7 @@
           <w:szCs w:val="24"/>
           <w:rtl w:val="0"/>
         </w:rPr>
-        <w:t xml:space="preserve">Хоч камінь запечатали юдеї* і воїни стерегли пречисте тіло Твоє,* воскрес Ти, тридневний Спасе,* даруючи світові життя.* Ради цього сили небесні взивали до Тебе, Життєдавче:* Слава воскресінню Твоєму, Христе,* слава царству Твоєму,* слава промислові Твоєму,* єдиний Людинолюбний.</w:t>
+        <w:t>Хоч камінь запечатали юдеї* і воїни стерегли пречисте тіло Твоє,* воскрес Ти, тридневний Спасе,* даруючи світові життя.* Ради цього сили небесні взивали до Тебе, Життєдавче:* Слава воскресінню Твоєму, Христе,* слава царству Твоєму,* слава промислові Твоєму,* єдиний людинолюбний.</w:t>
       </w:r>
     </w:p>
     <w:p>
@@ -18305,7 +18305,7 @@
           <w:szCs w:val="24"/>
           <w:rtl w:val="0"/>
         </w:rPr>
-        <w:t xml:space="preserve"> Тебе, що стала посередницею спасіння роду нашого,* оспівуємо, Богородице Діво;* бо тілом, яке від тебе прийняв Син твій і Бог наш,* зазнав на хресті страждань* і визволив нас із тління, як Чоловіколюбець.</w:t>
+        <w:t xml:space="preserve"> Тебе, що стала посередницею спасіння роду нашого,* оспівуємо, Богородице Діво;* бо тілом, яке від тебе прийняв Син твій і Бог наш,* зазнав на хресті страждань* і визволив нас із тління, як Людинолюбець.</w:t>
       </w:r>
     </w:p>
     <w:p>
@@ -20291,7 +20291,7 @@
           <w:szCs w:val="24"/>
           <w:rtl w:val="0"/>
         </w:rPr>
-        <w:t xml:space="preserve">Мене залічено до тих, що сходять у яму.* Я став як чоловік, що допомоги не має.</w:t>
+        <w:t>Мене залічено до тих, що сходять у яму.* Я став як людина, що допомоги не має.</w:t>
       </w:r>
     </w:p>
     <w:p>
@@ -21763,7 +21763,7 @@
           <w:szCs w:val="24"/>
           <w:rtl w:val="0"/>
         </w:rPr>
-        <w:t xml:space="preserve"> Господи, Боже наш! Ти за покаяння дарував людям відпущення, нам же, як образ пізнання і визнання гріхів, показав покаяння і прощення пророка Давида. Тож, Владико, помилуй з великої милости твоєї нас, що в чимало великих гріхів впали, і по багатстві ласк твоїх очисти беззаконня наші, бо перед тобою згрішили ми, Господи, що невідомі й таємні речі серця людського знаєш, і єдиний ти маєш владу прощати гріхи. Серце ж чисте вчини в нас і Духом владичним утверди нас, і радість спасіння твого яви нам. Не відкинь нас від лиця твого, але дозволь, як Благий і Людинолюбний, аж до останнього нашого віддиху появляти тобі жертву справедливости й приноси на святих твоїх жертовниках, милістю і ласками і людинолюбʼям єдинородного Сина твого, з яким ти є благословенний з пресвятим, добрим і животворчим твоїм Духом, нині й повсякчас, і на віки віків. Амінь.</w:t>
+        <w:t xml:space="preserve"> Господи, Боже наш! Ти за покаяння дарував людям відпущення, нам же, як образ пізнання і визнання гріхів, показав покаяння і прощення пророка Давида. Тож, Владико, помилуй з великої милости твоєї нас, що в чимало великих гріхів впали, і по багатстві ласк твоїх очисти беззаконня наші, бо перед тобою згрішили ми, Господи, що невідомі й таємні речі серця людського знаєш, і єдиний ти маєш владу прощати гріхи. Серце ж чисте вчини в нас і Духом владичним утверди нас, і радість спасіння твого яви нам. Не відкинь нас від лиця твого, але дозволь, як Благий і людинолюбний, аж до останнього нашого віддиху появляти тобі жертву справедливости й приноси на святих твоїх жертовниках, милістю і ласками і людинолюбʼям єдинородного Сина твого, з яким ти є благословенний з пресвятим, добрим і животворчим твоїм Духом, нині й повсякчас, і на віки віків. Амінь.</w:t>
       </w:r>
     </w:p>
     <w:p>
@@ -23176,7 +23176,7 @@
           <w:szCs w:val="24"/>
           <w:rtl w:val="0"/>
         </w:rPr>
-        <w:t xml:space="preserve">Хоч камінь запечатали юдеї* і воїни стерегли пречисте тіло Твоє,* воскрес Ти, тридневний Спасе,* даруючи світові життя.* Ради цього сили небесні взивали до Тебе, Життєдавче:* Слава воскресінню Твоєму, Христе,* слава царству Твоєму,* слава промислові Твоєму,* єдиний Людинолюбний. </w:t>
+        <w:t xml:space="preserve">Хоч камінь запечатали юдеї* і воїни стерегли пречисте тіло Твоє,* воскрес Ти, тридневний Спасе,* даруючи світові життя.* Ради цього сили небесні взивали до Тебе, Життєдавче:* Слава воскресінню Твоєму, Христе,* слава царству Твоєму,* слава промислові Твоєму,* єдиний людинолюбний. </w:t>
       </w:r>
       <w:r>
         <w:rPr>
@@ -23274,7 +23274,7 @@
           <w:szCs w:val="24"/>
           <w:rtl w:val="0"/>
         </w:rPr>
-        <w:t xml:space="preserve"> Тебе, що стала посередницею спасіння роду нашого,* оспівуємо, Богородице Діво;* бо тілом, яке від тебе прийняв Син твій і Бог наш,* зазнав на хресті страждань* і визволив нас із тління, як Чоловіколюбець.</w:t>
+        <w:t xml:space="preserve"> Тебе, що стала посередницею спасіння роду нашого,* оспівуємо, Богородице Діво;* бо тілом, яке від тебе прийняв Син твій і Бог наш,* зазнав на хресті страждань* і визволив нас із тління, як Людинолюбець.</w:t>
       </w:r>
       <w:r>
         <w:rPr>
@@ -24990,7 +24990,7 @@
           <w:szCs w:val="24"/>
           <w:rtl w:val="0"/>
         </w:rPr>
-        <w:t xml:space="preserve">: Життєдавця породивши, ти, Діво,* Адама з гріха визволила,* Єві радість замість смутку подала,* а відпалих від життя повернув до нього той,* що з тебе тіло прийняв – Бог і чоловік.</w:t>
+        <w:t>: Життєдавця породивши, ти, Діво,* Адама з гріха визволила,* Єві радість замість смутку подала,* а відпалих від життя повернув до нього той,* що з тебе тіло прийняв – Бог і людина.</w:t>
       </w:r>
     </w:p>
     <w:p>
@@ -27679,7 +27679,7 @@
           <w:u w:val="single"/>
           <w:rtl w:val="0"/>
         </w:rPr>
-        <w:t xml:space="preserve">[Господи, Боже наш! Ти за покаяння дарував людям відпущення, нам же, як образ пізнання і визнання гріхів, показав покаяння і прощення пророка Давида. Тож, Владико, помилуй з великої милости твоєї нас, що в чимало великих гріхів впали, і по багатстві ласк твоїх очисти беззаконня наші, бо перед тобою згрішили ми, Господи, що невідомі й таємні речі серця людського знаєш, і єдиний ти маєш владу прощати гріхи. Серце ж чисте вчини в нас і Духом владичним утверди нас, і радість спасіння твого яви нам. Не відкинь нас від лиця твого, але дозволь, як Благий і Людинолюбний, аж до останнього нашого віддиху появляти тобі жертву справедливости й приноси на святих твоїх жертовниках]</w:t>
+        <w:t>[Господи, Боже наш! Ти за покаяння дарував людям відпущення, нам же, як образ пізнання і визнання гріхів, показав покаяння і прощення пророка Давида. Тож, Владико, помилуй з великої милости твоєї нас, що в чимало великих гріхів впали, і по багатстві ласк твоїх очисти беззаконня наші, бо перед тобою згрішили ми, Господи, що невідомі й таємні речі серця людського знаєш, і єдиний ти маєш владу прощати гріхи. Серце ж чисте вчини в нас і Духом владичним утверди нас, і радість спасіння твого яви нам. Не відкинь нас від лиця твого, але дозволь, як Благий і людинолюбний, аж до останнього нашого віддиху появляти тобі жертву справедливости й приноси на святих твоїх жертовниках]</w:t>
       </w:r>
     </w:p>
     <w:p>
@@ -28071,7 +28071,7 @@
           <w:szCs w:val="24"/>
           <w:rtl w:val="0"/>
         </w:rPr>
-        <w:t xml:space="preserve">Єдиний, що знаєш істоти людської немочі, бо милостиво ти її образ прийняв,* підкріпи нас з висоти силою, щоб співати нам тобі Святий:* Одухотворений храме невимовної слави твоєї, Людинолюбний.</w:t>
+        <w:t>Єдиний, що знаєш істоти людської немочі, бо милостиво ти її образ прийняв,* підкріпи нас з висоти силою, щоб співати нам тобі Святий:* Одухотворений храме невимовної слави твоєї, людинолюбний.</w:t>
       </w:r>
       <w:r>
         <w:rPr>
@@ -30706,7 +30706,7 @@
           <w:szCs w:val="24"/>
           <w:rtl w:val="0"/>
         </w:rPr>
-        <w:t xml:space="preserve"> Спаси, Господи, людей твоїх, що їх придбав ти святою своєю кров'ю,* даючи благовірному народові перемогу над ворогами,* а Церквам твоїм спокій, задля молитов Богородиці, Людинолюбний.</w:t>
+        <w:t xml:space="preserve"> Спаси, Господи, людей твоїх, що їх придбав ти святою своєю кров'ю,* даючи благовірному народові перемогу над ворогами,* а Церквам твоїм спокій, задля молитов Богородиці, людинолюбний.</w:t>
       </w:r>
     </w:p>
     <w:p>
@@ -32151,7 +32151,7 @@
           <w:szCs w:val="24"/>
           <w:rtl w:val="0"/>
         </w:rPr>
-        <w:t xml:space="preserve">Прославляючи твій божественний прихід,* оспівуємо тебе, Христе,* бо ти народився від Діви і лишився нерозлучний від Отця,* постраждав як чоловік і добровільно витерпів хрест.* Ти воскрес із гробу, немов з весільної світлиці,* щоб спасти світ.* Господи, – слава тобі!</w:t>
+        <w:t>Прославляючи твій божественний прихід,* оспівуємо тебе, Христе,* бо ти народився від Діви і лишився нерозлучний від Отця,* постраждав як людина і добровільно витерпів хрест.* Ти воскрес із гробу, немов з весільної світлиці,* щоб спасти світ.* Господи, – слава тобі!</w:t>
       </w:r>
     </w:p>
     <w:p>
